--- a/Phase Wise Templets/Requirement Analysis/Solution Requirements.docx
+++ b/Phase Wise Templets/Requirement Analysis/Solution Requirements.docx
@@ -418,40 +418,24 @@
         <w:tc>
           <w:tcPr/>
           <w:p>
-            <w:pPr>
-              <w:rPr/>
-            </w:pPr>
-            <w:r>
-              <w:rPr>
-                <w:rtl w:val="0"/>
-              </w:rPr>
-              <w:t xml:space="preserve">FR-3</w:t>
-            </w:r>
-          </w:p>
-        </w:tc>
-        <w:tc>
-          <w:tcPr/>
-          <w:p>
-            <w:pPr>
-              <w:rPr/>
-            </w:pPr>
-            <w:r>
-              <w:rPr>
-                <w:rtl w:val="0"/>
-              </w:rPr>
-            </w:r>
-          </w:p>
-        </w:tc>
-        <w:tc>
-          <w:tcPr/>
-          <w:p>
-            <w:pPr>
-              <w:rPr/>
-            </w:pPr>
-            <w:r>
-              <w:rPr>
-                <w:rtl w:val="0"/>
-              </w:rPr>
+            <w:r>
+              <w:t>FR-3</w:t>
+            </w:r>
+          </w:p>
+        </w:tc>
+        <w:tc>
+          <w:tcPr/>
+          <w:p>
+            <w:r>
+              <w:t>User Authentication</w:t>
+            </w:r>
+          </w:p>
+        </w:tc>
+        <w:tc>
+          <w:tcPr/>
+          <w:p>
+            <w:r>
+              <w:t>Login and Registration using JWT</w:t>
             </w:r>
           </w:p>
         </w:tc>
@@ -465,40 +449,24 @@
         <w:tc>
           <w:tcPr/>
           <w:p>
-            <w:pPr>
-              <w:rPr/>
-            </w:pPr>
-            <w:r>
-              <w:rPr>
-                <w:rtl w:val="0"/>
-              </w:rPr>
-              <w:t xml:space="preserve">FR-4</w:t>
-            </w:r>
-          </w:p>
-        </w:tc>
-        <w:tc>
-          <w:tcPr/>
-          <w:p>
-            <w:pPr>
-              <w:rPr/>
-            </w:pPr>
-            <w:r>
-              <w:rPr>
-                <w:rtl w:val="0"/>
-              </w:rPr>
-            </w:r>
-          </w:p>
-        </w:tc>
-        <w:tc>
-          <w:tcPr/>
-          <w:p>
-            <w:pPr>
-              <w:rPr/>
-            </w:pPr>
-            <w:r>
-              <w:rPr>
-                <w:rtl w:val="0"/>
-              </w:rPr>
+            <w:r>
+              <w:t>FR-4</w:t>
+            </w:r>
+          </w:p>
+        </w:tc>
+        <w:tc>
+          <w:tcPr/>
+          <w:p>
+            <w:r>
+              <w:t>Booking/Inquiry System</w:t>
+            </w:r>
+          </w:p>
+        </w:tc>
+        <w:tc>
+          <w:tcPr/>
+          <w:p>
+            <w:r>
+              <w:t>Users can send inquiries to property owners</w:t>
             </w:r>
           </w:p>
         </w:tc>
@@ -826,47 +794,24 @@
         <w:tc>
           <w:tcPr/>
           <w:p>
-            <w:pPr>
-              <w:rPr/>
-            </w:pPr>
-            <w:r>
-              <w:rPr>
-                <w:rtl w:val="0"/>
-              </w:rPr>
-              <w:t xml:space="preserve">NFR-3</w:t>
-            </w:r>
-          </w:p>
-        </w:tc>
-        <w:tc>
-          <w:tcPr/>
-          <w:p>
-            <w:pPr>
-              <w:rPr/>
-            </w:pPr>
-            <w:r>
-              <w:rPr>
-                <w:b w:val="1"/>
-                <w:rtl w:val="0"/>
-              </w:rPr>
-              <w:t xml:space="preserve">Reliability</w:t>
-            </w:r>
-            <w:r>
-              <w:rPr>
-                <w:rtl w:val="0"/>
-              </w:rPr>
-            </w:r>
-          </w:p>
-        </w:tc>
-        <w:tc>
-          <w:tcPr/>
-          <w:p>
-            <w:pPr>
-              <w:rPr/>
-            </w:pPr>
-            <w:r>
-              <w:rPr>
-                <w:rtl w:val="0"/>
-              </w:rPr>
+            <w:r>
+              <w:t>FR-3</w:t>
+            </w:r>
+          </w:p>
+        </w:tc>
+        <w:tc>
+          <w:tcPr/>
+          <w:p>
+            <w:r>
+              <w:t>User Authentication</w:t>
+            </w:r>
+          </w:p>
+        </w:tc>
+        <w:tc>
+          <w:tcPr/>
+          <w:p>
+            <w:r>
+              <w:t>Login and Registration using JWT</w:t>
             </w:r>
           </w:p>
         </w:tc>
@@ -880,47 +825,24 @@
         <w:tc>
           <w:tcPr/>
           <w:p>
-            <w:pPr>
-              <w:rPr/>
-            </w:pPr>
-            <w:r>
-              <w:rPr>
-                <w:rtl w:val="0"/>
-              </w:rPr>
-              <w:t xml:space="preserve">NFR-4</w:t>
-            </w:r>
-          </w:p>
-        </w:tc>
-        <w:tc>
-          <w:tcPr/>
-          <w:p>
-            <w:pPr>
-              <w:rPr/>
-            </w:pPr>
-            <w:r>
-              <w:rPr>
-                <w:b w:val="1"/>
-                <w:rtl w:val="0"/>
-              </w:rPr>
-              <w:t xml:space="preserve">Performance</w:t>
-            </w:r>
-            <w:r>
-              <w:rPr>
-                <w:rtl w:val="0"/>
-              </w:rPr>
-            </w:r>
-          </w:p>
-        </w:tc>
-        <w:tc>
-          <w:tcPr/>
-          <w:p>
-            <w:pPr>
-              <w:rPr/>
-            </w:pPr>
-            <w:r>
-              <w:rPr>
-                <w:rtl w:val="0"/>
-              </w:rPr>
+            <w:r>
+              <w:t>FR-4</w:t>
+            </w:r>
+          </w:p>
+        </w:tc>
+        <w:tc>
+          <w:tcPr/>
+          <w:p>
+            <w:r>
+              <w:t>Booking/Inquiry System</w:t>
+            </w:r>
+          </w:p>
+        </w:tc>
+        <w:tc>
+          <w:tcPr/>
+          <w:p>
+            <w:r>
+              <w:t>Users can send inquiries to property owners</w:t>
             </w:r>
           </w:p>
         </w:tc>
